--- a/Surveys/Survey email template.docx
+++ b/Surveys/Survey email template.docx
@@ -901,23 +901,17 @@
           <w:color w:val="FF0000"/>
           <w:sz w:val="22"/>
           <w:szCs w:val="22"/>
+          <w:u w:val="single"/>
         </w:rPr>
       </w:pPr>
       <w:r>
         <w:rPr>
           <w:rFonts w:ascii="Aptos" w:hAnsi="Aptos"/>
           <w:color w:val="FF0000"/>
-          <w:shd w:val="clear" w:color="auto" w:fill="FFFFFF"/>
-        </w:rPr>
-        <w:t>This is a fishing survey, so please wait until all vessels have finished their lines and are ready before starting to fish.</w:t>
-      </w:r>
-      <w:r>
-        <w:rPr>
-          <w:rFonts w:ascii="Aptos" w:hAnsi="Aptos"/>
-          <w:color w:val="FF0000"/>
-          <w:shd w:val="clear" w:color="auto" w:fill="FFFFFF"/>
-        </w:rPr>
-        <w:t xml:space="preserve"> / Please note that this is a non-fishing survey.</w:t>
+          <w:u w:val="single"/>
+          <w:shd w:val="clear" w:color="auto" w:fill="FFFFFF"/>
+        </w:rPr>
+        <w:t>This is a fishing survey, so please wait until all vessels have finished their lines and are ready before starting to fish. / Please note that this is a non-fishing survey.</w:t>
       </w:r>
     </w:p>
     <w:p>
@@ -930,6 +924,7 @@
           <w:color w:val="000000"/>
           <w:sz w:val="22"/>
           <w:szCs w:val="22"/>
+          <w:u w:val="single"/>
         </w:rPr>
       </w:pPr>
       <w:r>
@@ -938,6 +933,7 @@
           <w:color w:val="242424"/>
           <w:sz w:val="23"/>
           <w:szCs w:val="23"/>
+          <w:u w:val="single"/>
           <w:bdr w:val="none" w:sz="0" w:space="0" w:color="auto" w:frame="1"/>
         </w:rPr>
         <w:t> </w:t>
